--- a/india_monitor_data/rag/documents/Weather_Policies/Bangalore_Weather_Protocol.docx
+++ b/india_monitor_data/rag/documents/Weather_Policies/Bangalore_Weather_Protocol.docx
@@ -13,12 +13,12 @@
     </w:p>
     <w:p>
       <w:r>
-        <w:t>Generated: 2026-08-28 16:13:36</w:t>
+        <w:t>Generated: 2026-08-31 20:08:20</w:t>
       </w:r>
     </w:p>
     <w:p>
       <w:r>
-        <w:t>Total Alerts Analyzed: 1</w:t>
+        <w:t>Total Alerts Analyzed: 3</w:t>
       </w:r>
     </w:p>
     <w:p/>
@@ -102,17 +102,21 @@
         <w:pStyle w:val="Heading2"/>
       </w:pPr>
       <w:r>
-        <w:t>High Wind Events</w:t>
+        <w:t>High Wind &amp; Gale Warning Protocol</w:t>
       </w:r>
     </w:p>
     <w:p>
       <w:r>
-        <w:t>💨 1 high wind events recorded. Peak: 19.2 m/s</w:t>
+        <w:t>💨 3 high wind events recorded. Peak: 19.7 m/s in Bangalore.</w:t>
       </w:r>
     </w:p>
     <w:p>
       <w:r>
-        <w:t>Action: Suspend tall vehicle (&gt;3m) routing. Force Majeure clause applicable per Carrier Master Agreement Section 4.2.</w:t>
+        <w:t>• Transit Safety: High crosswinds exceeding 15.0 m/s pose rollover hazards for high-cube curtain-sided trailers (&gt;3.0m height).</w:t>
+        <w:br/>
+        <w:t>• Carrier Routing Directive: Suspend high-cube trailer routing over coastal bridges and elevated expressways; mandate low-profile rigid trucks.</w:t>
+        <w:br/>
+        <w:t>• Force Majeure Eligibility: Delays resulting from official IMD (India Meteorological Department) gale warnings qualify for Section 4.2 Force Majeure relief upon submission of toll camera timestamp logs.</w:t>
       </w:r>
     </w:p>
     <w:p>

--- a/india_monitor_data/rag/documents/Weather_Policies/Bangalore_Weather_Protocol.docx
+++ b/india_monitor_data/rag/documents/Weather_Policies/Bangalore_Weather_Protocol.docx
@@ -13,7 +13,7 @@
     </w:p>
     <w:p>
       <w:r>
-        <w:t>Generated: 2026-08-31 20:08:20</w:t>
+        <w:t>Generated: 2026-08-31 20:26:01</w:t>
       </w:r>
     </w:p>
     <w:p>
@@ -33,6 +33,22 @@
     <w:p>
       <w:r>
         <w:t>This document outlines severe weather protocols for Bangalore based on historical weather alert patterns. It provides guidance for the O2C Delivery Risk Copilot on when to apply Force Majeure clauses, reroute shipments, and notify stakeholders.</w:t>
+      </w:r>
+    </w:p>
+    <w:p>
+      <w:pPr>
+        <w:pStyle w:val="Heading2"/>
+      </w:pPr>
+      <w:r>
+        <w:t>AI Cold-Chain &amp; Severe Weather Risk Directive (Qwen2.5 Synthesized)</w:t>
+      </w:r>
+    </w:p>
+    <w:p>
+      <w:r>
+        <w:t>Given the severe weather alerts in Bangalore, with overcast conditions and strong winds, there are significant risks to cold-chain logistics operations. The strong winds, particularly at 19.2-19.7 m/s, pose a threat to the integrity of cold storage units and refrigerated vehicles. These conditions can lead to temperature fluctuations, which may cause temperature degradation in sensitive pharmaceuticals and perishable goods. To mitigate these risks, it is imperative to ensure that all cold storage units are securely anchored and that refrigerated vehicles are parked in sheltered areas or equipped with additional wind barriers. Regular monitoring of temperature and humidity levels should be conducted, and any deviations must be promptly addressed to maintain the quality and safety of the cargo.</w:t>
+        <w:br/>
+        <w:br/>
+        <w:t>For fleet safety, it is crucial to implement strict QA hold protocols. Vehicles should undergo a thorough inspection before and after each trip to ensure that refrigeration systems are functioning optimally. Any issues identified should be addressed immediately, and the vehicle should not be used until it meets the required standards. In the event of unavoidable delays due to the weather, carriers should document the situation and communicate with the relevant stakeholders to ensure compliance with service level agreements (SLA). Given the force majeure clause, it is advisable to document the weather conditions and their impact on operations. This documentation can be used to support claims for extended delivery times or other necessary adjustments, ensuring that the carrier's SLA is not breached and that the quality assurance of the cargo is maintained throughout the supply chain.</w:t>
       </w:r>
     </w:p>
     <w:p>

--- a/india_monitor_data/rag/documents/Weather_Policies/Bangalore_Weather_Protocol.docx
+++ b/india_monitor_data/rag/documents/Weather_Policies/Bangalore_Weather_Protocol.docx
@@ -8,47 +8,16 @@
         <w:jc w:val="center"/>
       </w:pPr>
       <w:r>
-        <w:t>Bangalore Severe Weather Protocol</w:t>
+        <w:t>BANGALORE SEVERE WEATHER PROTOCOL &amp; FREIGHT ADJUDICATION MATRIX</w:t>
       </w:r>
     </w:p>
     <w:p>
       <w:r>
-        <w:t>Generated: 2026-08-31 20:26:01</w:t>
-      </w:r>
-    </w:p>
-    <w:p>
-      <w:r>
-        <w:t>Total Alerts Analyzed: 3</w:t>
-      </w:r>
-    </w:p>
-    <w:p/>
-    <w:p>
-      <w:pPr>
-        <w:pStyle w:val="Heading1"/>
-      </w:pPr>
-      <w:r>
-        <w:t>Executive Summary</w:t>
-      </w:r>
-    </w:p>
-    <w:p>
-      <w:r>
-        <w:t>This document outlines severe weather protocols for Bangalore based on historical weather alert patterns. It provides guidance for the O2C Delivery Risk Copilot on when to apply Force Majeure clauses, reroute shipments, and notify stakeholders.</w:t>
-      </w:r>
-    </w:p>
-    <w:p>
-      <w:pPr>
-        <w:pStyle w:val="Heading2"/>
-      </w:pPr>
-      <w:r>
-        <w:t>AI Cold-Chain &amp; Severe Weather Risk Directive (Qwen2.5 Synthesized)</w:t>
-      </w:r>
-    </w:p>
-    <w:p>
-      <w:r>
-        <w:t>Given the severe weather alerts in Bangalore, with overcast conditions and strong winds, there are significant risks to cold-chain logistics operations. The strong winds, particularly at 19.2-19.7 m/s, pose a threat to the integrity of cold storage units and refrigerated vehicles. These conditions can lead to temperature fluctuations, which may cause temperature degradation in sensitive pharmaceuticals and perishable goods. To mitigate these risks, it is imperative to ensure that all cold storage units are securely anchored and that refrigerated vehicles are parked in sheltered areas or equipped with additional wind barriers. Regular monitoring of temperature and humidity levels should be conducted, and any deviations must be promptly addressed to maintain the quality and safety of the cargo.</w:t>
+        <w:t>Monitored Logistics Hub: Bangalore Commercial Logistics Corridor</w:t>
         <w:br/>
+        <w:t>Generated: 2026-08-31 20:57:29 | Total Telemetry Events Analyzed: 3</w:t>
         <w:br/>
-        <w:t>For fleet safety, it is crucial to implement strict QA hold protocols. Vehicles should undergo a thorough inspection before and after each trip to ensure that refrigeration systems are functioning optimally. Any issues identified should be addressed immediately, and the vehicle should not be used until it meets the required standards. In the event of unavoidable delays due to the weather, carriers should document the situation and communicate with the relevant stakeholders to ensure compliance with service level agreements (SLA). Given the force majeure clause, it is advisable to document the weather conditions and their impact on operations. This documentation can be used to support claims for extended delivery times or other necessary adjustments, ensuring that the carrier's SLA is not breached and that the quality assurance of the cargo is maintained throughout the supply chain.</w:t>
+        <w:t>Observed Telemetry Extremes: Peak Temp: 28.4°C | Peak Wind: 19.7 m/s | Peak Rain: 0.0 mm/h | Min Visibility: 10.00 km</w:t>
       </w:r>
     </w:p>
     <w:p>
@@ -56,53 +25,16 @@
         <w:pStyle w:val="Heading1"/>
       </w:pPr>
       <w:r>
-        <w:t>Severe Weather Thresholds</w:t>
+        <w:t>1. EXTRACTED METEOROLOGICAL INSIGHTS &amp; EXPOSURE PROFILE</w:t>
       </w:r>
     </w:p>
     <w:p>
       <w:r>
-        <w:t>The following conditions trigger automatic Copilot alerts:</w:t>
-      </w:r>
-    </w:p>
-    <w:p>
-      <w:r>
-        <w:rPr>
-          <w:b/>
-        </w:rPr>
-        <w:t xml:space="preserve">🌡️  Extreme Heat: </w:t>
-      </w:r>
-      <w:r>
-        <w:t>Temperature &gt; 40°C</w:t>
+        <w:t>• Primary Hazard Vector: Gale Force Crosswinds (19.7 m/s) recorded in Bangalore logistics cluster.</w:t>
         <w:br/>
-      </w:r>
-      <w:r>
-        <w:rPr>
-          <w:b/>
-        </w:rPr>
-        <w:t xml:space="preserve">💨 High Wind: </w:t>
-      </w:r>
-      <w:r>
-        <w:t>Wind Speed &gt; 15 m/s</w:t>
+        <w:t>• Secondary Hazard Vector: Ambient atmospheric stress causing transit velocity degradation and cargo vulnerability.</w:t>
         <w:br/>
-      </w:r>
-      <w:r>
-        <w:rPr>
-          <w:b/>
-        </w:rPr>
-        <w:t xml:space="preserve">🌧️  Heavy Rain: </w:t>
-      </w:r>
-      <w:r>
-        <w:t>Rainfall &gt; 20mm/hr</w:t>
-        <w:br/>
-      </w:r>
-      <w:r>
-        <w:rPr>
-          <w:b/>
-        </w:rPr>
-        <w:t xml:space="preserve">🌫️  Low Visibility: </w:t>
-      </w:r>
-      <w:r>
-        <w:t>Visibility &lt; 1km</w:t>
+        <w:t>• Critical Risk Window: Elevated highway exposure, linehaul velocity reduction (-25% to -40%), and thermal/moisture packaging stress.</w:t>
       </w:r>
     </w:p>
     <w:p>
@@ -110,29 +42,225 @@
         <w:pStyle w:val="Heading1"/>
       </w:pPr>
       <w:r>
-        <w:t>Recent Bangalore Weather Alerts</w:t>
+        <w:t>2. LOGISTICS CORRIDOR &amp; CHOKE POINT RISK MATRIX</w:t>
       </w:r>
     </w:p>
+    <w:tbl>
+      <w:tblPr>
+        <w:tblStyle w:val="TableGrid"/>
+        <w:tblW w:type="auto" w:w="0"/>
+        <w:tblLook w:firstColumn="1" w:firstRow="1" w:lastColumn="0" w:lastRow="0" w:noHBand="0" w:noVBand="1" w:val="04A0"/>
+      </w:tblPr>
+      <w:tblGrid>
+        <w:gridCol w:w="2160"/>
+        <w:gridCol w:w="2160"/>
+        <w:gridCol w:w="2160"/>
+        <w:gridCol w:w="2160"/>
+      </w:tblGrid>
+      <w:tr>
+        <w:tc>
+          <w:tcPr>
+            <w:tcW w:type="dxa" w:w="2160"/>
+          </w:tcPr>
+          <w:p>
+            <w:r>
+              <w:t>Logistics Corridor / Choke Point</w:t>
+            </w:r>
+          </w:p>
+        </w:tc>
+        <w:tc>
+          <w:tcPr>
+            <w:tcW w:type="dxa" w:w="2160"/>
+          </w:tcPr>
+          <w:p>
+            <w:r>
+              <w:t>Hazard Level</w:t>
+            </w:r>
+          </w:p>
+        </w:tc>
+        <w:tc>
+          <w:tcPr>
+            <w:tcW w:type="dxa" w:w="2160"/>
+          </w:tcPr>
+          <w:p>
+            <w:r>
+              <w:t>Vulnerability Profile</w:t>
+            </w:r>
+          </w:p>
+        </w:tc>
+        <w:tc>
+          <w:tcPr>
+            <w:tcW w:type="dxa" w:w="2160"/>
+          </w:tcPr>
+          <w:p>
+            <w:r>
+              <w:t>Mandatory Fleet Directive</w:t>
+            </w:r>
+          </w:p>
+        </w:tc>
+      </w:tr>
+      <w:tr>
+        <w:tc>
+          <w:tcPr>
+            <w:tcW w:type="dxa" w:w="2160"/>
+          </w:tcPr>
+          <w:p>
+            <w:r>
+              <w:t>NH-44 (Hosur Road / Electronic City)</w:t>
+            </w:r>
+          </w:p>
+        </w:tc>
+        <w:tc>
+          <w:tcPr>
+            <w:tcW w:type="dxa" w:w="2160"/>
+          </w:tcPr>
+          <w:p>
+            <w:r>
+              <w:t>🔴 HIGH</w:t>
+            </w:r>
+          </w:p>
+        </w:tc>
+        <w:tc>
+          <w:tcPr>
+            <w:tcW w:type="dxa" w:w="2160"/>
+          </w:tcPr>
+          <w:p>
+            <w:r>
+              <w:t>Arterial toll plaza bottlenecks &amp; gridlock</w:t>
+            </w:r>
+          </w:p>
+        </w:tc>
+        <w:tc>
+          <w:tcPr>
+            <w:tcW w:type="dxa" w:w="2160"/>
+          </w:tcPr>
+          <w:p>
+            <w:r>
+              <w:t>Inject +6.0h safety buffer for linehauls connecting to Tamil Nadu.</w:t>
+            </w:r>
+          </w:p>
+        </w:tc>
+      </w:tr>
+      <w:tr>
+        <w:tc>
+          <w:tcPr>
+            <w:tcW w:type="dxa" w:w="2160"/>
+          </w:tcPr>
+          <w:p>
+            <w:r>
+              <w:t>Nelamangala Transshipment Yard</w:t>
+            </w:r>
+          </w:p>
+        </w:tc>
+        <w:tc>
+          <w:tcPr>
+            <w:tcW w:type="dxa" w:w="2160"/>
+          </w:tcPr>
+          <w:p>
+            <w:r>
+              <w:t>🟡 MODERATE</w:t>
+            </w:r>
+          </w:p>
+        </w:tc>
+        <w:tc>
+          <w:tcPr>
+            <w:tcW w:type="dxa" w:w="2160"/>
+          </w:tcPr>
+          <w:p>
+            <w:r>
+              <w:t>Multi-stop LTL consolidation queue</w:t>
+            </w:r>
+          </w:p>
+        </w:tc>
+        <w:tc>
+          <w:tcPr>
+            <w:tcW w:type="dxa" w:w="2160"/>
+          </w:tcPr>
+          <w:p>
+            <w:r>
+              <w:t>Enforce FTL direct routing for critical veterinary diets.</w:t>
+            </w:r>
+          </w:p>
+        </w:tc>
+      </w:tr>
+      <w:tr>
+        <w:tc>
+          <w:tcPr>
+            <w:tcW w:type="dxa" w:w="2160"/>
+          </w:tcPr>
+          <w:p>
+            <w:r>
+              <w:t>Devanahalli Airport Logistics Belt</w:t>
+            </w:r>
+          </w:p>
+        </w:tc>
+        <w:tc>
+          <w:tcPr>
+            <w:tcW w:type="dxa" w:w="2160"/>
+          </w:tcPr>
+          <w:p>
+            <w:r>
+              <w:t>🟢 LOW</w:t>
+            </w:r>
+          </w:p>
+        </w:tc>
+        <w:tc>
+          <w:tcPr>
+            <w:tcW w:type="dxa" w:w="2160"/>
+          </w:tcPr>
+          <w:p>
+            <w:r>
+              <w:t>Air freight cold-chain staging</w:t>
+            </w:r>
+          </w:p>
+        </w:tc>
+        <w:tc>
+          <w:tcPr>
+            <w:tcW w:type="dxa" w:w="2160"/>
+          </w:tcPr>
+          <w:p>
+            <w:r>
+              <w:t>Standard pre-conditioned reefer transfer protocol.</w:t>
+            </w:r>
+          </w:p>
+        </w:tc>
+      </w:tr>
+    </w:tbl>
+    <w:p/>
     <w:p>
       <w:pPr>
-        <w:pStyle w:val="Heading2"/>
+        <w:pStyle w:val="Heading1"/>
       </w:pPr>
       <w:r>
-        <w:t>High Wind &amp; Gale Warning Protocol</w:t>
+        <w:t>3. BINDING OPERATIONAL &amp; QUALITY ASSURANCE (QA) DIRECTIVES</w:t>
       </w:r>
     </w:p>
     <w:p>
       <w:r>
-        <w:t>💨 3 high wind events recorded. Peak: 19.7 m/s in Bangalore.</w:t>
+        <w:t>[RULE-W-BAN-01] TRAILER EQUIPMENT &amp; FLEET RESTRICTION:</w:t>
+        <w:br/>
+        <w:t xml:space="preserve">  Wind speed &gt;= 15.0 m/s or heavy rain &gt;= 20.0 mm/h mandates immediate suspension of high-cube curtain-sided trailers (&gt;3.0m height). Dispatch must substitute low-profile rigid trucks.</w:t>
       </w:r>
     </w:p>
     <w:p>
       <w:r>
-        <w:t>• Transit Safety: High crosswinds exceeding 15.0 m/s pose rollover hazards for high-cube curtain-sided trailers (&gt;3.0m height).</w:t>
+        <w:t>[RULE-W-BAN-02] FORCE MAJEURE &amp; SLA ADJUDICATION (CLAUSE 4.2):</w:t>
         <w:br/>
-        <w:t>• Carrier Routing Directive: Suspend high-cube trailer routing over coastal bridges and elevated expressways; mandate low-profile rigid trucks.</w:t>
+        <w:t xml:space="preserve">  Weather conditions exceeding official alert thresholds qualify as IMD-recognized Severe Meteorological Events. Carrier delay penalties ($500/day -&gt; $0.00) are waived upon submission of verified telematics logs.</w:t>
+      </w:r>
+    </w:p>
+    <w:p>
+      <w:r>
+        <w:t>[RULE-W-BAN-03] COLD-CHAIN &amp; MOISTURE INTEGRITY PROTOCOL:</w:t>
         <w:br/>
-        <w:t>• Force Majeure Eligibility: Delays resulting from official IMD (India Meteorological Department) gale warnings qualify for Section 4.2 Force Majeure relief upon submission of toll camera timestamp logs.</w:t>
+        <w:t xml:space="preserve">  Ambient temperature &gt;40.0°C exceeding 4.0 hours without active reefer logging mandates HPLC stability assay and 20% shelf-life reduction (QA Policy 2024-03). Carton moisture &gt;12% mandates 100% rejection.</w:t>
+      </w:r>
+    </w:p>
+    <w:p>
+      <w:r>
+        <w:t>[RULE-W-BAN-04] DYNAMIC ETA BUFFER &amp; REDELIVERY FEE WAIVER:</w:t>
+        <w:br/>
+        <w:t xml:space="preserve">  Automatically inject a +4.0h to +8.0h dynamic safety buffer into predicted arrival time (PDD). If delay pushes arrival past clinic closing time (17:00), reschedule to 09:00 next business day with $150 redelivery fee waiver.</w:t>
       </w:r>
     </w:p>
     <w:p>
@@ -140,60 +268,27 @@
         <w:pStyle w:val="Heading1"/>
       </w:pPr>
       <w:r>
-        <w:t>Automated Copilot Actions</w:t>
+        <w:t>4. COPILOT DETERMINISTIC ACTION CHECKLIST</w:t>
       </w:r>
     </w:p>
     <w:p>
       <w:r>
-        <w:t>When severe weather is detected, the Copilot automatically:</w:t>
+        <w:t>[x] Step 1: Query live weather telemetry in Bangalore against alert thresholds (Temp &gt;40°C, Wind &gt;15m/s, Rain &gt;20mm/h).</w:t>
       </w:r>
     </w:p>
     <w:p>
-      <w:pPr>
-        <w:pStyle w:val="ListBullet"/>
-      </w:pPr>
       <w:r>
-        <w:t>1. Cross-references carrier location with weather alert zone</w:t>
+        <w:t>[x] Step 2: Cross-reference active SAP linehauls (sap_vttk) entering Bangalore and check carrier equipment profile.</w:t>
       </w:r>
     </w:p>
     <w:p>
-      <w:pPr>
-        <w:pStyle w:val="ListBullet"/>
-      </w:pPr>
       <w:r>
-        <w:t>2. Calculates delay probability and revised ETA</w:t>
+        <w:t>[x] Step 3: Apply [RULE-W-BAN-02] Force Majeure relief to waive SLA penalties if alert conditions verified.</w:t>
       </w:r>
     </w:p>
     <w:p>
-      <w:pPr>
-        <w:pStyle w:val="ListBullet"/>
-      </w:pPr>
       <w:r>
-        <w:t>3. Retrieves applicable Force Majeure clauses from vendor contracts</w:t>
-      </w:r>
-    </w:p>
-    <w:p>
-      <w:pPr>
-        <w:pStyle w:val="ListBullet"/>
-      </w:pPr>
-      <w:r>
-        <w:t>4. Assesses QA inspection requirements based on cargo type and delay duration</w:t>
-      </w:r>
-    </w:p>
-    <w:p>
-      <w:pPr>
-        <w:pStyle w:val="ListBullet"/>
-      </w:pPr>
-      <w:r>
-        <w:t>5. Notifies logistics planners via MS Teams with recommended mitigation</w:t>
-      </w:r>
-    </w:p>
-    <w:p>
-      <w:pPr>
-        <w:pStyle w:val="ListBullet"/>
-      </w:pPr>
-      <w:r>
-        <w:t>6. Updates SAP delivery date (VDATU) if delay confirmed</w:t>
+        <w:t>[x] Step 4: Dispatch automated Actionable Adaptive Card to Regional Logistics Director for approvals exceeding $500.</w:t>
       </w:r>
     </w:p>
     <w:sectPr>

--- a/india_monitor_data/rag/documents/Weather_Policies/Bangalore_Weather_Protocol.docx
+++ b/india_monitor_data/rag/documents/Weather_Policies/Bangalore_Weather_Protocol.docx
@@ -15,7 +15,7 @@
       <w:r>
         <w:t>Monitored Logistics Hub: Bangalore Commercial Logistics Corridor</w:t>
         <w:br/>
-        <w:t>Generated: 2026-08-31 20:57:29 | Total Telemetry Events Analyzed: 3</w:t>
+        <w:t>Generated: 2026-09-02 22:53:44 | Total Telemetry Events Analyzed: 3</w:t>
         <w:br/>
         <w:t>Observed Telemetry Extremes: Peak Temp: 28.4°C | Peak Wind: 19.7 m/s | Peak Rain: 0.0 mm/h | Min Visibility: 10.00 km</w:t>
       </w:r>

--- a/india_monitor_data/rag/documents/Weather_Policies/Bangalore_Weather_Protocol.docx
+++ b/india_monitor_data/rag/documents/Weather_Policies/Bangalore_Weather_Protocol.docx
@@ -15,7 +15,7 @@
       <w:r>
         <w:t>Monitored Logistics Hub: Bangalore Commercial Logistics Corridor</w:t>
         <w:br/>
-        <w:t>Generated: 2026-09-02 22:53:44 | Total Telemetry Events Analyzed: 3</w:t>
+        <w:t>Generated: 2026-09-08 14:22:27 | Total Telemetry Events Analyzed: 3</w:t>
         <w:br/>
         <w:t>Observed Telemetry Extremes: Peak Temp: 28.4°C | Peak Wind: 19.7 m/s | Peak Rain: 0.0 mm/h | Min Visibility: 10.00 km</w:t>
       </w:r>

--- a/india_monitor_data/rag/documents/Weather_Policies/Bangalore_Weather_Protocol.docx
+++ b/india_monitor_data/rag/documents/Weather_Policies/Bangalore_Weather_Protocol.docx
@@ -15,9 +15,9 @@
       <w:r>
         <w:t>Monitored Logistics Hub: Bangalore Commercial Logistics Corridor</w:t>
         <w:br/>
-        <w:t>Generated: 2026-09-08 14:22:27 | Total Telemetry Events Analyzed: 3</w:t>
+        <w:t>Generated: 2026-09-09 16:49:43 | Total Telemetry Events Analyzed: 4</w:t>
         <w:br/>
-        <w:t>Observed Telemetry Extremes: Peak Temp: 28.4°C | Peak Wind: 19.7 m/s | Peak Rain: 0.0 mm/h | Min Visibility: 10.00 km</w:t>
+        <w:t>Observed Telemetry Extremes: Peak Temp: 31.4°C | Peak Wind: 19.7 m/s | Peak Rain: 0.0 mm/h | Min Visibility: 10.00 km</w:t>
       </w:r>
     </w:p>
     <w:p>
